--- a/public/files/training-certificate/training-certificate.docx
+++ b/public/files/training-certificate/training-certificate.docx
@@ -4,7 +4,7 @@
   <w:body>
     <w:p>
       <w:pPr>
-        <w:spacing w:after="34" w:before="0" w:line="312" w:lineRule="auto"/>
+        <w:spacing w:after="40" w:before="0" w:line="312" w:lineRule="auto"/>
         <w:jc w:val="center"/>
       </w:pPr>
       <w:r>
@@ -19,7 +19,7 @@
     </w:p>
     <w:p>
       <w:pPr>
-        <w:spacing w:after="85" w:before="0" w:line="312" w:lineRule="auto"/>
+        <w:spacing w:after="100" w:before="0" w:line="312" w:lineRule="auto"/>
         <w:jc w:val="left"/>
         <w:pBdr>
           <w:bottom w:val="single" w:sz="14" w:space="2" w:color="24384F"/>
@@ -35,7 +35,7 @@
     </w:p>
     <w:p>
       <w:pPr>
-        <w:spacing w:after="34" w:before="68" w:line="312" w:lineRule="auto"/>
+        <w:spacing w:after="40" w:before="80" w:line="312" w:lineRule="auto"/>
         <w:jc w:val="left"/>
         <w:pBdr>
           <w:bottom w:val="single" w:sz="6" w:space="2" w:color="C9D2DD"/>
@@ -76,7 +76,7 @@
       </w:tblGrid>
       <w:tr>
         <w:trPr>
-          <w:trHeight w:val="385" w:hRule="atLeast"/>
+          <w:trHeight w:val="453" w:hRule="atLeast"/>
         </w:trPr>
         <w:tc>
           <w:tcPr>
@@ -137,7 +137,7 @@
       </w:tr>
       <w:tr>
         <w:trPr>
-          <w:trHeight w:val="385" w:hRule="atLeast"/>
+          <w:trHeight w:val="453" w:hRule="atLeast"/>
         </w:trPr>
         <w:tc>
           <w:tcPr>
@@ -253,7 +253,7 @@
       </w:tr>
       <w:tr>
         <w:trPr>
-          <w:trHeight w:val="385" w:hRule="atLeast"/>
+          <w:trHeight w:val="453" w:hRule="atLeast"/>
         </w:trPr>
         <w:tc>
           <w:tcPr>
@@ -370,7 +370,7 @@
       </w:tr>
       <w:tr>
         <w:trPr>
-          <w:trHeight w:val="385" w:hRule="atLeast"/>
+          <w:trHeight w:val="453" w:hRule="atLeast"/>
         </w:trPr>
         <w:tc>
           <w:tcPr>
@@ -432,7 +432,7 @@
     </w:tbl>
     <w:p>
       <w:pPr>
-        <w:spacing w:after="34" w:before="0" w:line="312" w:lineRule="auto"/>
+        <w:spacing w:after="40" w:before="0" w:line="312" w:lineRule="auto"/>
         <w:jc w:val="left"/>
       </w:pPr>
       <w:r>
@@ -445,7 +445,7 @@
     </w:p>
     <w:p>
       <w:pPr>
-        <w:spacing w:after="34" w:before="68" w:line="312" w:lineRule="auto"/>
+        <w:spacing w:after="40" w:before="80" w:line="312" w:lineRule="auto"/>
         <w:jc w:val="left"/>
         <w:pBdr>
           <w:bottom w:val="single" w:sz="6" w:space="2" w:color="C9D2DD"/>
@@ -487,7 +487,7 @@
       </w:tblGrid>
       <w:tr>
         <w:trPr>
-          <w:trHeight w:val="385" w:hRule="atLeast"/>
+          <w:trHeight w:val="453" w:hRule="atLeast"/>
         </w:trPr>
         <w:tc>
           <w:tcPr>
@@ -637,7 +637,7 @@
       </w:tr>
       <w:tr>
         <w:trPr>
-          <w:trHeight w:val="385" w:hRule="atLeast"/>
+          <w:trHeight w:val="453" w:hRule="atLeast"/>
         </w:trPr>
         <w:tc>
           <w:tcPr>
@@ -653,7 +653,7 @@
           <w:p>
             <w:pPr>
               <w:spacing w:after="0" w:line="312" w:lineRule="auto"/>
-              <w:jc w:val="left"/>
+              <w:jc w:val="center"/>
             </w:pPr>
             <w:r/>
             <w:r>
@@ -679,7 +679,7 @@
           <w:p>
             <w:pPr>
               <w:spacing w:after="0" w:line="312" w:lineRule="auto"/>
-              <w:jc w:val="left"/>
+              <w:jc w:val="center"/>
             </w:pPr>
             <w:r/>
             <w:r>
@@ -705,7 +705,7 @@
           <w:p>
             <w:pPr>
               <w:spacing w:after="0" w:line="312" w:lineRule="auto"/>
-              <w:jc w:val="left"/>
+              <w:jc w:val="center"/>
             </w:pPr>
             <w:r/>
             <w:r>
@@ -731,7 +731,7 @@
           <w:p>
             <w:pPr>
               <w:spacing w:after="0" w:line="312" w:lineRule="auto"/>
-              <w:jc w:val="left"/>
+              <w:jc w:val="center"/>
             </w:pPr>
             <w:r/>
             <w:r>
@@ -757,7 +757,7 @@
           <w:p>
             <w:pPr>
               <w:spacing w:after="0" w:line="312" w:lineRule="auto"/>
-              <w:jc w:val="left"/>
+              <w:jc w:val="center"/>
             </w:pPr>
             <w:r/>
             <w:r>
@@ -772,7 +772,7 @@
       </w:tr>
       <w:tr>
         <w:trPr>
-          <w:trHeight w:val="385" w:hRule="atLeast"/>
+          <w:trHeight w:val="453" w:hRule="atLeast"/>
         </w:trPr>
         <w:tc>
           <w:tcPr>
@@ -788,7 +788,7 @@
           <w:p>
             <w:pPr>
               <w:spacing w:after="0" w:line="312" w:lineRule="auto"/>
-              <w:jc w:val="left"/>
+              <w:jc w:val="center"/>
             </w:pPr>
             <w:r/>
             <w:r>
@@ -814,7 +814,7 @@
           <w:p>
             <w:pPr>
               <w:spacing w:after="0" w:line="312" w:lineRule="auto"/>
-              <w:jc w:val="left"/>
+              <w:jc w:val="center"/>
             </w:pPr>
             <w:r/>
             <w:r>
@@ -840,7 +840,7 @@
           <w:p>
             <w:pPr>
               <w:spacing w:after="0" w:line="312" w:lineRule="auto"/>
-              <w:jc w:val="left"/>
+              <w:jc w:val="center"/>
             </w:pPr>
             <w:r/>
             <w:r>
@@ -866,7 +866,7 @@
           <w:p>
             <w:pPr>
               <w:spacing w:after="0" w:line="312" w:lineRule="auto"/>
-              <w:jc w:val="left"/>
+              <w:jc w:val="center"/>
             </w:pPr>
             <w:r/>
             <w:r>
@@ -892,7 +892,7 @@
           <w:p>
             <w:pPr>
               <w:spacing w:after="0" w:line="312" w:lineRule="auto"/>
-              <w:jc w:val="left"/>
+              <w:jc w:val="center"/>
             </w:pPr>
             <w:r/>
             <w:r>
@@ -907,7 +907,7 @@
       </w:tr>
       <w:tr>
         <w:trPr>
-          <w:trHeight w:val="385" w:hRule="atLeast"/>
+          <w:trHeight w:val="453" w:hRule="atLeast"/>
         </w:trPr>
         <w:tc>
           <w:tcPr>
@@ -923,7 +923,7 @@
           <w:p>
             <w:pPr>
               <w:spacing w:after="0" w:line="312" w:lineRule="auto"/>
-              <w:jc w:val="left"/>
+              <w:jc w:val="center"/>
             </w:pPr>
             <w:r/>
             <w:r>
@@ -949,7 +949,7 @@
           <w:p>
             <w:pPr>
               <w:spacing w:after="0" w:line="312" w:lineRule="auto"/>
-              <w:jc w:val="left"/>
+              <w:jc w:val="center"/>
             </w:pPr>
             <w:r/>
             <w:r>
@@ -975,7 +975,7 @@
           <w:p>
             <w:pPr>
               <w:spacing w:after="0" w:line="312" w:lineRule="auto"/>
-              <w:jc w:val="left"/>
+              <w:jc w:val="center"/>
             </w:pPr>
             <w:r/>
             <w:r>
@@ -1001,7 +1001,7 @@
           <w:p>
             <w:pPr>
               <w:spacing w:after="0" w:line="312" w:lineRule="auto"/>
-              <w:jc w:val="left"/>
+              <w:jc w:val="center"/>
             </w:pPr>
             <w:r/>
             <w:r>
@@ -1027,7 +1027,7 @@
           <w:p>
             <w:pPr>
               <w:spacing w:after="0" w:line="312" w:lineRule="auto"/>
-              <w:jc w:val="left"/>
+              <w:jc w:val="center"/>
             </w:pPr>
             <w:r/>
             <w:r>
@@ -1042,7 +1042,7 @@
       </w:tr>
       <w:tr>
         <w:trPr>
-          <w:trHeight w:val="385" w:hRule="atLeast"/>
+          <w:trHeight w:val="453" w:hRule="atLeast"/>
         </w:trPr>
         <w:tc>
           <w:tcPr>
@@ -1058,7 +1058,7 @@
           <w:p>
             <w:pPr>
               <w:spacing w:after="0" w:line="312" w:lineRule="auto"/>
-              <w:jc w:val="left"/>
+              <w:jc w:val="center"/>
             </w:pPr>
             <w:r/>
             <w:r>
@@ -1084,7 +1084,7 @@
           <w:p>
             <w:pPr>
               <w:spacing w:after="0" w:line="312" w:lineRule="auto"/>
-              <w:jc w:val="left"/>
+              <w:jc w:val="center"/>
             </w:pPr>
             <w:r/>
             <w:r>
@@ -1110,7 +1110,7 @@
           <w:p>
             <w:pPr>
               <w:spacing w:after="0" w:line="312" w:lineRule="auto"/>
-              <w:jc w:val="left"/>
+              <w:jc w:val="center"/>
             </w:pPr>
             <w:r/>
             <w:r>
@@ -1136,7 +1136,7 @@
           <w:p>
             <w:pPr>
               <w:spacing w:after="0" w:line="312" w:lineRule="auto"/>
-              <w:jc w:val="left"/>
+              <w:jc w:val="center"/>
             </w:pPr>
             <w:r/>
             <w:r>
@@ -1162,7 +1162,7 @@
           <w:p>
             <w:pPr>
               <w:spacing w:after="0" w:line="312" w:lineRule="auto"/>
-              <w:jc w:val="left"/>
+              <w:jc w:val="center"/>
             </w:pPr>
             <w:r/>
             <w:r>
@@ -1178,7 +1178,7 @@
     </w:tbl>
     <w:p>
       <w:pPr>
-        <w:spacing w:after="34" w:before="0" w:line="312" w:lineRule="auto"/>
+        <w:spacing w:after="40" w:before="0" w:line="312" w:lineRule="auto"/>
         <w:jc w:val="left"/>
       </w:pPr>
       <w:r>
@@ -1191,7 +1191,7 @@
     </w:p>
     <w:p>
       <w:pPr>
-        <w:spacing w:after="34" w:before="68" w:line="312" w:lineRule="auto"/>
+        <w:spacing w:after="40" w:before="80" w:line="312" w:lineRule="auto"/>
         <w:jc w:val="left"/>
         <w:pBdr>
           <w:bottom w:val="single" w:sz="6" w:space="2" w:color="C9D2DD"/>
@@ -1234,7 +1234,7 @@
       </w:tblGrid>
       <w:tr>
         <w:trPr>
-          <w:trHeight w:val="385" w:hRule="atLeast"/>
+          <w:trHeight w:val="453" w:hRule="atLeast"/>
         </w:trPr>
         <w:tc>
           <w:tcPr>
@@ -1413,7 +1413,7 @@
       </w:tr>
       <w:tr>
         <w:trPr>
-          <w:trHeight w:val="385" w:hRule="atLeast"/>
+          <w:trHeight w:val="453" w:hRule="atLeast"/>
         </w:trPr>
         <w:tc>
           <w:tcPr>
@@ -1429,7 +1429,7 @@
           <w:p>
             <w:pPr>
               <w:spacing w:after="0" w:line="312" w:lineRule="auto"/>
-              <w:jc w:val="left"/>
+              <w:jc w:val="center"/>
             </w:pPr>
             <w:r/>
             <w:r>
@@ -1455,7 +1455,7 @@
           <w:p>
             <w:pPr>
               <w:spacing w:after="0" w:line="312" w:lineRule="auto"/>
-              <w:jc w:val="left"/>
+              <w:jc w:val="center"/>
             </w:pPr>
             <w:r/>
             <w:r>
@@ -1481,7 +1481,7 @@
           <w:p>
             <w:pPr>
               <w:spacing w:after="0" w:line="312" w:lineRule="auto"/>
-              <w:jc w:val="left"/>
+              <w:jc w:val="center"/>
             </w:pPr>
             <w:r/>
             <w:r>
@@ -1507,7 +1507,7 @@
           <w:p>
             <w:pPr>
               <w:spacing w:after="0" w:line="312" w:lineRule="auto"/>
-              <w:jc w:val="left"/>
+              <w:jc w:val="center"/>
             </w:pPr>
             <w:r/>
             <w:r>
@@ -1533,7 +1533,7 @@
           <w:p>
             <w:pPr>
               <w:spacing w:after="0" w:line="312" w:lineRule="auto"/>
-              <w:jc w:val="left"/>
+              <w:jc w:val="center"/>
             </w:pPr>
             <w:r/>
             <w:r>
@@ -1559,7 +1559,7 @@
           <w:p>
             <w:pPr>
               <w:spacing w:after="0" w:line="312" w:lineRule="auto"/>
-              <w:jc w:val="left"/>
+              <w:jc w:val="center"/>
             </w:pPr>
             <w:r/>
             <w:r>
@@ -1574,7 +1574,7 @@
       </w:tr>
       <w:tr>
         <w:trPr>
-          <w:trHeight w:val="385" w:hRule="atLeast"/>
+          <w:trHeight w:val="453" w:hRule="atLeast"/>
         </w:trPr>
         <w:tc>
           <w:tcPr>
@@ -1590,7 +1590,7 @@
           <w:p>
             <w:pPr>
               <w:spacing w:after="0" w:line="312" w:lineRule="auto"/>
-              <w:jc w:val="left"/>
+              <w:jc w:val="center"/>
             </w:pPr>
             <w:r/>
             <w:r>
@@ -1616,7 +1616,7 @@
           <w:p>
             <w:pPr>
               <w:spacing w:after="0" w:line="312" w:lineRule="auto"/>
-              <w:jc w:val="left"/>
+              <w:jc w:val="center"/>
             </w:pPr>
             <w:r/>
             <w:r>
@@ -1642,7 +1642,7 @@
           <w:p>
             <w:pPr>
               <w:spacing w:after="0" w:line="312" w:lineRule="auto"/>
-              <w:jc w:val="left"/>
+              <w:jc w:val="center"/>
             </w:pPr>
             <w:r/>
             <w:r>
@@ -1668,7 +1668,7 @@
           <w:p>
             <w:pPr>
               <w:spacing w:after="0" w:line="312" w:lineRule="auto"/>
-              <w:jc w:val="left"/>
+              <w:jc w:val="center"/>
             </w:pPr>
             <w:r/>
             <w:r>
@@ -1694,7 +1694,7 @@
           <w:p>
             <w:pPr>
               <w:spacing w:after="0" w:line="312" w:lineRule="auto"/>
-              <w:jc w:val="left"/>
+              <w:jc w:val="center"/>
             </w:pPr>
             <w:r/>
             <w:r>
@@ -1720,7 +1720,7 @@
           <w:p>
             <w:pPr>
               <w:spacing w:after="0" w:line="312" w:lineRule="auto"/>
-              <w:jc w:val="left"/>
+              <w:jc w:val="center"/>
             </w:pPr>
             <w:r/>
             <w:r>
@@ -1735,7 +1735,7 @@
       </w:tr>
       <w:tr>
         <w:trPr>
-          <w:trHeight w:val="385" w:hRule="atLeast"/>
+          <w:trHeight w:val="453" w:hRule="atLeast"/>
         </w:trPr>
         <w:tc>
           <w:tcPr>
@@ -1751,7 +1751,7 @@
           <w:p>
             <w:pPr>
               <w:spacing w:after="0" w:line="312" w:lineRule="auto"/>
-              <w:jc w:val="left"/>
+              <w:jc w:val="center"/>
             </w:pPr>
             <w:r/>
             <w:r>
@@ -1777,7 +1777,7 @@
           <w:p>
             <w:pPr>
               <w:spacing w:after="0" w:line="312" w:lineRule="auto"/>
-              <w:jc w:val="left"/>
+              <w:jc w:val="center"/>
             </w:pPr>
             <w:r/>
             <w:r>
@@ -1803,7 +1803,7 @@
           <w:p>
             <w:pPr>
               <w:spacing w:after="0" w:line="312" w:lineRule="auto"/>
-              <w:jc w:val="left"/>
+              <w:jc w:val="center"/>
             </w:pPr>
             <w:r/>
             <w:r>
@@ -1829,7 +1829,7 @@
           <w:p>
             <w:pPr>
               <w:spacing w:after="0" w:line="312" w:lineRule="auto"/>
-              <w:jc w:val="left"/>
+              <w:jc w:val="center"/>
             </w:pPr>
             <w:r/>
             <w:r>
@@ -1855,7 +1855,7 @@
           <w:p>
             <w:pPr>
               <w:spacing w:after="0" w:line="312" w:lineRule="auto"/>
-              <w:jc w:val="left"/>
+              <w:jc w:val="center"/>
             </w:pPr>
             <w:r/>
             <w:r>
@@ -1881,7 +1881,7 @@
           <w:p>
             <w:pPr>
               <w:spacing w:after="0" w:line="312" w:lineRule="auto"/>
-              <w:jc w:val="left"/>
+              <w:jc w:val="center"/>
             </w:pPr>
             <w:r/>
             <w:r>
@@ -1896,7 +1896,7 @@
       </w:tr>
       <w:tr>
         <w:trPr>
-          <w:trHeight w:val="385" w:hRule="atLeast"/>
+          <w:trHeight w:val="453" w:hRule="atLeast"/>
         </w:trPr>
         <w:tc>
           <w:tcPr>
@@ -1912,7 +1912,7 @@
           <w:p>
             <w:pPr>
               <w:spacing w:after="0" w:line="312" w:lineRule="auto"/>
-              <w:jc w:val="left"/>
+              <w:jc w:val="center"/>
             </w:pPr>
             <w:r/>
             <w:r>
@@ -1938,7 +1938,7 @@
           <w:p>
             <w:pPr>
               <w:spacing w:after="0" w:line="312" w:lineRule="auto"/>
-              <w:jc w:val="left"/>
+              <w:jc w:val="center"/>
             </w:pPr>
             <w:r/>
             <w:r>
@@ -1964,7 +1964,7 @@
           <w:p>
             <w:pPr>
               <w:spacing w:after="0" w:line="312" w:lineRule="auto"/>
-              <w:jc w:val="left"/>
+              <w:jc w:val="center"/>
             </w:pPr>
             <w:r/>
             <w:r>
@@ -1990,7 +1990,7 @@
           <w:p>
             <w:pPr>
               <w:spacing w:after="0" w:line="312" w:lineRule="auto"/>
-              <w:jc w:val="left"/>
+              <w:jc w:val="center"/>
             </w:pPr>
             <w:r/>
             <w:r>
@@ -2016,7 +2016,7 @@
           <w:p>
             <w:pPr>
               <w:spacing w:after="0" w:line="312" w:lineRule="auto"/>
-              <w:jc w:val="left"/>
+              <w:jc w:val="center"/>
             </w:pPr>
             <w:r/>
             <w:r>
@@ -2042,7 +2042,7 @@
           <w:p>
             <w:pPr>
               <w:spacing w:after="0" w:line="312" w:lineRule="auto"/>
-              <w:jc w:val="left"/>
+              <w:jc w:val="center"/>
             </w:pPr>
             <w:r/>
             <w:r>
@@ -2057,7 +2057,7 @@
       </w:tr>
       <w:tr>
         <w:trPr>
-          <w:trHeight w:val="385" w:hRule="atLeast"/>
+          <w:trHeight w:val="453" w:hRule="atLeast"/>
         </w:trPr>
         <w:tc>
           <w:tcPr>
@@ -2073,7 +2073,7 @@
           <w:p>
             <w:pPr>
               <w:spacing w:after="0" w:line="312" w:lineRule="auto"/>
-              <w:jc w:val="left"/>
+              <w:jc w:val="center"/>
             </w:pPr>
             <w:r/>
             <w:r>
@@ -2099,7 +2099,7 @@
           <w:p>
             <w:pPr>
               <w:spacing w:after="0" w:line="312" w:lineRule="auto"/>
-              <w:jc w:val="left"/>
+              <w:jc w:val="center"/>
             </w:pPr>
             <w:r/>
             <w:r>
@@ -2125,7 +2125,7 @@
           <w:p>
             <w:pPr>
               <w:spacing w:after="0" w:line="312" w:lineRule="auto"/>
-              <w:jc w:val="left"/>
+              <w:jc w:val="center"/>
             </w:pPr>
             <w:r/>
             <w:r>
@@ -2151,7 +2151,7 @@
           <w:p>
             <w:pPr>
               <w:spacing w:after="0" w:line="312" w:lineRule="auto"/>
-              <w:jc w:val="left"/>
+              <w:jc w:val="center"/>
             </w:pPr>
             <w:r/>
             <w:r>
@@ -2177,7 +2177,7 @@
           <w:p>
             <w:pPr>
               <w:spacing w:after="0" w:line="312" w:lineRule="auto"/>
-              <w:jc w:val="left"/>
+              <w:jc w:val="center"/>
             </w:pPr>
             <w:r/>
             <w:r>
@@ -2203,7 +2203,7 @@
           <w:p>
             <w:pPr>
               <w:spacing w:after="0" w:line="312" w:lineRule="auto"/>
-              <w:jc w:val="left"/>
+              <w:jc w:val="center"/>
             </w:pPr>
             <w:r/>
             <w:r>
@@ -2218,7 +2218,7 @@
       </w:tr>
       <w:tr>
         <w:trPr>
-          <w:trHeight w:val="385" w:hRule="atLeast"/>
+          <w:trHeight w:val="453" w:hRule="atLeast"/>
         </w:trPr>
         <w:tc>
           <w:tcPr>
@@ -2234,7 +2234,7 @@
           <w:p>
             <w:pPr>
               <w:spacing w:after="0" w:line="312" w:lineRule="auto"/>
-              <w:jc w:val="left"/>
+              <w:jc w:val="center"/>
             </w:pPr>
             <w:r/>
             <w:r>
@@ -2260,7 +2260,7 @@
           <w:p>
             <w:pPr>
               <w:spacing w:after="0" w:line="312" w:lineRule="auto"/>
-              <w:jc w:val="left"/>
+              <w:jc w:val="center"/>
             </w:pPr>
             <w:r/>
             <w:r>
@@ -2286,7 +2286,7 @@
           <w:p>
             <w:pPr>
               <w:spacing w:after="0" w:line="312" w:lineRule="auto"/>
-              <w:jc w:val="left"/>
+              <w:jc w:val="center"/>
             </w:pPr>
             <w:r/>
             <w:r>
@@ -2312,7 +2312,7 @@
           <w:p>
             <w:pPr>
               <w:spacing w:after="0" w:line="312" w:lineRule="auto"/>
-              <w:jc w:val="left"/>
+              <w:jc w:val="center"/>
             </w:pPr>
             <w:r/>
             <w:r>
@@ -2338,7 +2338,7 @@
           <w:p>
             <w:pPr>
               <w:spacing w:after="0" w:line="312" w:lineRule="auto"/>
-              <w:jc w:val="left"/>
+              <w:jc w:val="center"/>
             </w:pPr>
             <w:r/>
             <w:r>
@@ -2364,7 +2364,7 @@
           <w:p>
             <w:pPr>
               <w:spacing w:after="0" w:line="312" w:lineRule="auto"/>
-              <w:jc w:val="left"/>
+              <w:jc w:val="center"/>
             </w:pPr>
             <w:r/>
             <w:r>
@@ -2380,7 +2380,7 @@
     </w:tbl>
     <w:p>
       <w:pPr>
-        <w:spacing w:after="34" w:before="0" w:line="312" w:lineRule="auto"/>
+        <w:spacing w:after="40" w:before="0" w:line="312" w:lineRule="auto"/>
         <w:jc w:val="left"/>
       </w:pPr>
       <w:r>
@@ -2393,7 +2393,7 @@
     </w:p>
     <w:p>
       <w:pPr>
-        <w:spacing w:after="34" w:before="0" w:line="312" w:lineRule="auto"/>
+        <w:spacing w:after="40" w:before="0" w:line="312" w:lineRule="auto"/>
         <w:jc w:val="left"/>
       </w:pPr>
       <w:r>
@@ -2419,7 +2419,7 @@
       </w:tblGrid>
       <w:tr>
         <w:trPr>
-          <w:trHeight w:val="963" w:hRule="atLeast"/>
+          <w:trHeight w:val="1134" w:hRule="atLeast"/>
         </w:trPr>
         <w:tc>
           <w:tcPr>
@@ -2442,7 +2442,7 @@
               <w:rPr>
                 <w:rFonts w:ascii="Malgun Gothic" w:hAnsi="Malgun Gothic" w:eastAsia="Malgun Gothic" w:cs="Malgun Gothic"/>
                 <w:b w:val="0"/>
-                <w:sz w:val="20"/>
+                <w:sz w:val="19"/>
               </w:rPr>
             </w:r>
           </w:p>
@@ -2451,7 +2451,7 @@
     </w:tbl>
     <w:p>
       <w:pPr>
-        <w:spacing w:after="34" w:before="0" w:line="312" w:lineRule="auto"/>
+        <w:spacing w:after="40" w:before="0" w:line="312" w:lineRule="auto"/>
         <w:jc w:val="left"/>
       </w:pPr>
       <w:r>
@@ -2464,7 +2464,7 @@
     </w:p>
     <w:p>
       <w:pPr>
-        <w:spacing w:after="68" w:before="0" w:line="312" w:lineRule="auto"/>
+        <w:spacing w:after="80" w:before="0" w:line="312" w:lineRule="auto"/>
         <w:jc w:val="center"/>
       </w:pPr>
       <w:r>
@@ -2478,7 +2478,7 @@
     </w:p>
     <w:p>
       <w:pPr>
-        <w:spacing w:after="68" w:before="68" w:line="312" w:lineRule="auto"/>
+        <w:spacing w:after="80" w:before="80" w:line="312" w:lineRule="auto"/>
         <w:jc w:val="center"/>
       </w:pPr>
       <w:r>
@@ -2492,7 +2492,7 @@
     </w:p>
     <w:p>
       <w:pPr>
-        <w:spacing w:after="68" w:before="0" w:line="312" w:lineRule="auto"/>
+        <w:spacing w:after="80" w:before="0" w:line="312" w:lineRule="auto"/>
         <w:jc w:val="right"/>
       </w:pPr>
       <w:r>
@@ -2506,7 +2506,7 @@
     </w:p>
     <w:p>
       <w:pPr>
-        <w:spacing w:after="68" w:before="0" w:line="312" w:lineRule="auto"/>
+        <w:spacing w:after="80" w:before="0" w:line="312" w:lineRule="auto"/>
         <w:jc w:val="right"/>
       </w:pPr>
       <w:r>
@@ -2520,7 +2520,7 @@
     </w:p>
     <w:p>
       <w:pPr>
-        <w:spacing w:after="0" w:before="51" w:line="312" w:lineRule="auto"/>
+        <w:spacing w:after="0" w:before="60" w:line="312" w:lineRule="auto"/>
         <w:jc w:val="left"/>
       </w:pPr>
       <w:r>
